--- a/public/assets/files/niestacjonarne/IML.docx
+++ b/public/assets/files/niestacjonarne/IML.docx
@@ -523,6 +523,7 @@
                 <w:i w:val="0"/>
                 <w:sz w:val="22"/>
               </w:rPr>
+              <w:t>I</w:t>
             </w:r>
           </w:p>
         </w:tc>
@@ -560,6 +561,7 @@
                 <w:i w:val="0"/>
                 <w:sz w:val="22"/>
               </w:rPr>
+              <w:t>specjalizacyjny</w:t>
             </w:r>
           </w:p>
         </w:tc>

--- a/public/assets/files/niestacjonarne/IML.docx
+++ b/public/assets/files/niestacjonarne/IML.docx
@@ -1156,6 +1156,7 @@
                 <w:i w:val="0"/>
                 <w:sz w:val="22"/>
               </w:rPr>
+              <w:t>Samodzielne zadania programistyczne z machine learning; implementacja i testowanie modeli predykcyjnych; analiza wyników i dostrajanie hiperparametrów.</w:t>
             </w:r>
           </w:p>
         </w:tc>
@@ -1266,7 +1267,97 @@
           <w:tcPr>
             <w:tcW w:type="dxa" w:w="9972"/>
           </w:tcPr>
-          <w:p/>
+          <w:p>
+            <w:pPr>
+              <w:spacing w:before="20" w:after="20"/>
+            </w:pPr>
+            <w:r>
+              <w:rPr>
+                <w:rFonts w:ascii="Aptos" w:hAnsi="Aptos"/>
+                <w:b/>
+                <w:sz w:val="22"/>
+              </w:rPr>
+              <w:t>Wykład:</w:t>
+            </w:r>
+          </w:p>
+          <w:p>
+            <w:pPr>
+              <w:spacing w:before="20" w:after="20"/>
+            </w:pPr>
+            <w:r>
+              <w:rPr>
+                <w:rFonts w:ascii="Aptos" w:hAnsi="Aptos"/>
+                <w:b w:val="0"/>
+                <w:sz w:val="22"/>
+              </w:rPr>
+              <w:t>• wykład z prezentacją multimedialną</w:t>
+            </w:r>
+          </w:p>
+          <w:p>
+            <w:pPr>
+              <w:spacing w:before="20" w:after="20"/>
+            </w:pPr>
+            <w:r>
+              <w:rPr>
+                <w:rFonts w:ascii="Aptos" w:hAnsi="Aptos"/>
+                <w:b w:val="0"/>
+                <w:sz w:val="22"/>
+              </w:rPr>
+              <w:t>• wykład z prezentacją oprogramowania</w:t>
+            </w:r>
+          </w:p>
+          <w:p>
+            <w:pPr>
+              <w:spacing w:before="20" w:after="20"/>
+            </w:pPr>
+            <w:r>
+              <w:rPr>
+                <w:rFonts w:ascii="Aptos" w:hAnsi="Aptos"/>
+                <w:b/>
+                <w:sz w:val="22"/>
+              </w:rPr>
+              <w:t>Ćwiczenia / Laboratorium:</w:t>
+            </w:r>
+          </w:p>
+          <w:p>
+            <w:pPr>
+              <w:spacing w:before="20" w:after="20"/>
+            </w:pPr>
+            <w:r>
+              <w:rPr>
+                <w:rFonts w:ascii="Aptos" w:hAnsi="Aptos"/>
+                <w:b w:val="0"/>
+                <w:sz w:val="22"/>
+              </w:rPr>
+              <w:t>• rozwiązywanie zadań</w:t>
+            </w:r>
+          </w:p>
+          <w:p>
+            <w:pPr>
+              <w:spacing w:before="20" w:after="20"/>
+            </w:pPr>
+            <w:r>
+              <w:rPr>
+                <w:rFonts w:ascii="Aptos" w:hAnsi="Aptos"/>
+                <w:b w:val="0"/>
+                <w:sz w:val="22"/>
+              </w:rPr>
+              <w:t>• studia przypadków z bazy studiów przypadków opracowanych przez firmy MŚP lub będące efektem staży</w:t>
+            </w:r>
+          </w:p>
+          <w:p>
+            <w:pPr>
+              <w:spacing w:before="20" w:after="20"/>
+            </w:pPr>
+            <w:r>
+              <w:rPr>
+                <w:rFonts w:ascii="Aptos" w:hAnsi="Aptos"/>
+                <w:b w:val="0"/>
+                <w:sz w:val="22"/>
+              </w:rPr>
+              <w:t>• warsztaty</w:t>
+            </w:r>
+          </w:p>
         </w:tc>
       </w:tr>
     </w:tbl>
@@ -1515,11 +1606,17 @@
             <w:r>
               <w:rPr>
                 <w:rFonts w:ascii="Aptos" w:hAnsi="Aptos"/>
+                <w:b w:val="0"/>
+                <w:i w:val="0"/>
                 <w:sz w:val="22"/>
               </w:rPr>
-              <w:t>1. Ćwiczenia / Laboratorium/Lektorat:</w:t>
-            </w:r>
-          </w:p>
+            </w:r>
+          </w:p>
+        </w:tc>
+        <w:tc>
+          <w:tcPr>
+            <w:tcW w:type="dxa" w:w="4986"/>
+          </w:tcPr>
           <w:p>
             <w:pPr>
               <w:spacing w:before="20" w:after="20"/>
@@ -1529,7 +1626,7 @@
                 <w:rFonts w:ascii="Aptos" w:hAnsi="Aptos"/>
                 <w:sz w:val="22"/>
               </w:rPr>
-              <w:t>2. rozwiązywanie zadań</w:t>
+              <w:t>1. ocena sporządzonego oprogramowania</w:t>
             </w:r>
           </w:p>
           <w:p>
@@ -1541,120 +1638,7 @@
                 <w:rFonts w:ascii="Aptos" w:hAnsi="Aptos"/>
                 <w:sz w:val="22"/>
               </w:rPr>
-              <w:t>3. studia przypadków z bazy studiów przypadków opracowanych przez firmy MŚP lub będące efektem staży</w:t>
-            </w:r>
-          </w:p>
-          <w:p>
-            <w:pPr>
-              <w:spacing w:before="20" w:after="20"/>
-            </w:pPr>
-            <w:r>
-              <w:rPr>
-                <w:rFonts w:ascii="Aptos" w:hAnsi="Aptos"/>
-                <w:sz w:val="22"/>
-              </w:rPr>
-              <w:t>4. warsztaty</w:t>
-            </w:r>
-          </w:p>
-          <w:p>
-            <w:pPr>
-              <w:spacing w:before="20" w:after="20"/>
-            </w:pPr>
-            <w:r>
-              <w:rPr>
-                <w:rFonts w:ascii="Aptos" w:hAnsi="Aptos"/>
-                <w:sz w:val="22"/>
-              </w:rPr>
-              <w:t>5. Kryteria oceny</w:t>
-            </w:r>
-          </w:p>
-          <w:p>
-            <w:pPr>
-              <w:spacing w:before="20" w:after="20"/>
-            </w:pPr>
-            <w:r>
-              <w:rPr>
-                <w:rFonts w:ascii="Aptos" w:hAnsi="Aptos"/>
-                <w:sz w:val="22"/>
-              </w:rPr>
-              <w:t>6. Ocena praktycznego zastosowania kwestii omawianych na wykładach. Studenci otrzymują zadania programistyczne do wykonania podczas zajęć (do zdobycia maks. 40 punktów, z gradacją 0.5 p.)</w:t>
-            </w:r>
-          </w:p>
-        </w:tc>
-        <w:tc>
-          <w:tcPr>
-            <w:tcW w:type="dxa" w:w="4986"/>
-          </w:tcPr>
-          <w:p>
-            <w:pPr>
-              <w:spacing w:before="20" w:after="20"/>
-            </w:pPr>
-            <w:r>
-              <w:rPr>
-                <w:rFonts w:ascii="Aptos" w:hAnsi="Aptos"/>
-                <w:sz w:val="22"/>
-              </w:rPr>
-              <w:t>1. Ćwiczenia / Laboratorium/Lektorat:</w:t>
-            </w:r>
-          </w:p>
-          <w:p>
-            <w:pPr>
-              <w:spacing w:before="20" w:after="20"/>
-            </w:pPr>
-            <w:r>
-              <w:rPr>
-                <w:rFonts w:ascii="Aptos" w:hAnsi="Aptos"/>
-                <w:sz w:val="22"/>
-              </w:rPr>
-              <w:t>2. rozwiązywanie zadań</w:t>
-            </w:r>
-          </w:p>
-          <w:p>
-            <w:pPr>
-              <w:spacing w:before="20" w:after="20"/>
-            </w:pPr>
-            <w:r>
-              <w:rPr>
-                <w:rFonts w:ascii="Aptos" w:hAnsi="Aptos"/>
-                <w:sz w:val="22"/>
-              </w:rPr>
-              <w:t>3. studia przypadków z bazy studiów przypadków opracowanych przez firmy MŚP lub będące efektem staży</w:t>
-            </w:r>
-          </w:p>
-          <w:p>
-            <w:pPr>
-              <w:spacing w:before="20" w:after="20"/>
-            </w:pPr>
-            <w:r>
-              <w:rPr>
-                <w:rFonts w:ascii="Aptos" w:hAnsi="Aptos"/>
-                <w:sz w:val="22"/>
-              </w:rPr>
-              <w:t>4. warsztaty</w:t>
-            </w:r>
-          </w:p>
-          <w:p>
-            <w:pPr>
-              <w:spacing w:before="20" w:after="20"/>
-            </w:pPr>
-            <w:r>
-              <w:rPr>
-                <w:rFonts w:ascii="Aptos" w:hAnsi="Aptos"/>
-                <w:sz w:val="22"/>
-              </w:rPr>
-              <w:t>5. Kryteria oceny</w:t>
-            </w:r>
-          </w:p>
-          <w:p>
-            <w:pPr>
-              <w:spacing w:before="20" w:after="20"/>
-            </w:pPr>
-            <w:r>
-              <w:rPr>
-                <w:rFonts w:ascii="Aptos" w:hAnsi="Aptos"/>
-                <w:sz w:val="22"/>
-              </w:rPr>
-              <w:t>6. Ocena praktycznego zastosowania kwestii omawianych na wykładach. Studenci otrzymują zadania programistyczne do wykonania podczas zajęć (do zdobycia maks. 40 punktów, z gradacją 0.5 p.)</w:t>
+              <w:t>2. ocena pracy podczas ćwiczenia</w:t>
             </w:r>
           </w:p>
         </w:tc>
@@ -6155,7 +6139,7 @@
                 <w:i w:val="0"/>
                 <w:sz w:val="22"/>
               </w:rPr>
-              <w:t>Ćwiczenia / Laboratorium/Lektorat:; rozwiązywanie zadań; studia przypadków z bazy studiów przypadków opracowanych przez firmy MŚP lub będące efektem staży; warsztaty; Kryteria oceny; Ocena praktycznego zastosowania kwestii omawianych na wykładach. Studenci otrzymują zadania programistyczne do wykonania podczas zajęć (do zdobycia maks. 40 punktów, z gradacją 0.5 p.)</w:t>
+              <w:t>ocena sporządzonego oprogramowania; ocena pracy podczas ćwiczenia</w:t>
             </w:r>
           </w:p>
         </w:tc>
@@ -6214,7 +6198,7 @@
                 <w:i w:val="0"/>
                 <w:sz w:val="22"/>
               </w:rPr>
-              <w:t>Ćwiczenia / Laboratorium/Lektorat:; rozwiązywanie zadań; studia przypadków z bazy studiów przypadków opracowanych przez firmy MŚP lub będące efektem staży; warsztaty; Kryteria oceny; Ocena praktycznego zastosowania kwestii omawianych na wykładach. Studenci otrzymują zadania programistyczne do wykonania podczas zajęć (do zdobycia maks. 40 punktów, z gradacją 0.5 p.)</w:t>
+              <w:t>ocena sporządzonego oprogramowania; ocena pracy podczas ćwiczenia</w:t>
             </w:r>
           </w:p>
         </w:tc>
@@ -6272,7 +6256,7 @@
                 <w:i w:val="0"/>
                 <w:sz w:val="22"/>
               </w:rPr>
-              <w:t>Ćwiczenia / Laboratorium/Lektorat:; rozwiązywanie zadań; studia przypadków z bazy studiów przypadków opracowanych przez firmy MŚP lub będące efektem staży; warsztaty; Kryteria oceny; Ocena praktycznego zastosowania kwestii omawianych na wykładach. Studenci otrzymują zadania programistyczne do wykonania podczas zajęć (do zdobycia maks. 40 punktów, z gradacją 0.5 p.)</w:t>
+              <w:t>ocena sporządzonego oprogramowania; ocena pracy podczas ćwiczenia</w:t>
             </w:r>
           </w:p>
         </w:tc>
@@ -6436,7 +6420,7 @@
                 <w:i w:val="0"/>
                 <w:sz w:val="22"/>
               </w:rPr>
-              <w:t>Ćwiczenia / Laboratorium/Lektorat:; rozwiązywanie zadań; studia przypadków z bazy studiów przypadków opracowanych przez firmy MŚP lub będące efektem staży; warsztaty; Kryteria oceny; Ocena praktycznego zastosowania kwestii omawianych na wykładach. Studenci otrzymują zadania programistyczne do wykonania podczas zajęć (do zdobycia maks. 40 punktów, z gradacją 0.5 p.)</w:t>
+              <w:t>ocena sporządzonego oprogramowania; ocena pracy podczas ćwiczenia</w:t>
             </w:r>
           </w:p>
         </w:tc>
@@ -6494,7 +6478,7 @@
                 <w:i w:val="0"/>
                 <w:sz w:val="22"/>
               </w:rPr>
-              <w:t>Ćwiczenia / Laboratorium/Lektorat:; rozwiązywanie zadań; studia przypadków z bazy studiów przypadków opracowanych przez firmy MŚP lub będące efektem staży; warsztaty; Kryteria oceny; Ocena praktycznego zastosowania kwestii omawianych na wykładach. Studenci otrzymują zadania programistyczne do wykonania podczas zajęć (do zdobycia maks. 40 punktów, z gradacją 0.5 p.)</w:t>
+              <w:t>ocena sporządzonego oprogramowania; ocena pracy podczas ćwiczenia</w:t>
             </w:r>
           </w:p>
         </w:tc>
@@ -6657,7 +6641,7 @@
                 <w:i w:val="0"/>
                 <w:sz w:val="22"/>
               </w:rPr>
-              <w:t>Ćwiczenia / Laboratorium/Lektorat:; rozwiązywanie zadań; studia przypadków z bazy studiów przypadków opracowanych przez firmy MŚP lub będące efektem staży; warsztaty; Kryteria oceny; Ocena praktycznego zastosowania kwestii omawianych na wykładach. Studenci otrzymują zadania programistyczne do wykonania podczas zajęć (do zdobycia maks. 40 punktów, z gradacją 0.5 p.)</w:t>
+              <w:t>ocena sporządzonego oprogramowania; ocena pracy podczas ćwiczenia</w:t>
             </w:r>
           </w:p>
         </w:tc>
@@ -6715,7 +6699,7 @@
                 <w:i w:val="0"/>
                 <w:sz w:val="22"/>
               </w:rPr>
-              <w:t>Ćwiczenia / Laboratorium/Lektorat:; rozwiązywanie zadań; studia przypadków z bazy studiów przypadków opracowanych przez firmy MŚP lub będące efektem staży; warsztaty; Kryteria oceny; Ocena praktycznego zastosowania kwestii omawianych na wykładach. Studenci otrzymują zadania programistyczne do wykonania podczas zajęć (do zdobycia maks. 40 punktów, z gradacją 0.5 p.)</w:t>
+              <w:t>ocena sporządzonego oprogramowania; ocena pracy podczas ćwiczenia</w:t>
             </w:r>
           </w:p>
         </w:tc>

--- a/public/assets/files/niestacjonarne/IML.docx
+++ b/public/assets/files/niestacjonarne/IML.docx
@@ -6139,7 +6139,6 @@
                 <w:i w:val="0"/>
                 <w:sz w:val="22"/>
               </w:rPr>
-              <w:t>ocena sporządzonego oprogramowania; ocena pracy podczas ćwiczenia</w:t>
             </w:r>
           </w:p>
         </w:tc>
@@ -6160,7 +6159,7 @@
                 <w:i w:val="0"/>
                 <w:sz w:val="22"/>
               </w:rPr>
-              <w:t>K_W22</w:t>
+              <w:t>K_W12</w:t>
             </w:r>
           </w:p>
         </w:tc>
@@ -6198,7 +6197,6 @@
                 <w:i w:val="0"/>
                 <w:sz w:val="22"/>
               </w:rPr>
-              <w:t>ocena sporządzonego oprogramowania; ocena pracy podczas ćwiczenia</w:t>
             </w:r>
           </w:p>
         </w:tc>
@@ -6219,6 +6217,7 @@
                 <w:i w:val="0"/>
                 <w:sz w:val="22"/>
               </w:rPr>
+              <w:t>K_W22</w:t>
             </w:r>
           </w:p>
         </w:tc>
@@ -6256,7 +6255,6 @@
                 <w:i w:val="0"/>
                 <w:sz w:val="22"/>
               </w:rPr>
-              <w:t>ocena sporządzonego oprogramowania; ocena pracy podczas ćwiczenia</w:t>
             </w:r>
           </w:p>
         </w:tc>
@@ -6382,7 +6380,7 @@
                 <w:i w:val="0"/>
                 <w:sz w:val="22"/>
               </w:rPr>
-              <w:t>K_U29</w:t>
+              <w:t>K_U07</w:t>
             </w:r>
           </w:p>
         </w:tc>
@@ -6420,7 +6418,7 @@
                 <w:i w:val="0"/>
                 <w:sz w:val="22"/>
               </w:rPr>
-              <w:t>ocena sporządzonego oprogramowania; ocena pracy podczas ćwiczenia</w:t>
+              <w:t>ocena sporządzonego oprogramowania, ocena pracy podczas ćwiczenia</w:t>
             </w:r>
           </w:p>
         </w:tc>
@@ -6441,6 +6439,7 @@
                 <w:i w:val="0"/>
                 <w:sz w:val="22"/>
               </w:rPr>
+              <w:t>K_U29</w:t>
             </w:r>
           </w:p>
         </w:tc>
@@ -6478,7 +6477,7 @@
                 <w:i w:val="0"/>
                 <w:sz w:val="22"/>
               </w:rPr>
-              <w:t>ocena sporządzonego oprogramowania; ocena pracy podczas ćwiczenia</w:t>
+              <w:t>ocena sporządzonego oprogramowania, ocena pracy podczas ćwiczenia</w:t>
             </w:r>
           </w:p>
         </w:tc>
@@ -6604,6 +6603,7 @@
                 <w:i w:val="0"/>
                 <w:sz w:val="22"/>
               </w:rPr>
+              <w:t>K_K01</w:t>
             </w:r>
           </w:p>
         </w:tc>
@@ -6641,7 +6641,7 @@
                 <w:i w:val="0"/>
                 <w:sz w:val="22"/>
               </w:rPr>
-              <w:t>ocena sporządzonego oprogramowania; ocena pracy podczas ćwiczenia</w:t>
+              <w:t>ocena sporządzonego oprogramowania, ocena pracy podczas ćwiczenia</w:t>
             </w:r>
           </w:p>
         </w:tc>
@@ -6662,6 +6662,7 @@
                 <w:i w:val="0"/>
                 <w:sz w:val="22"/>
               </w:rPr>
+              <w:t>K_K03</w:t>
             </w:r>
           </w:p>
         </w:tc>
@@ -6699,7 +6700,7 @@
                 <w:i w:val="0"/>
                 <w:sz w:val="22"/>
               </w:rPr>
-              <w:t>ocena sporządzonego oprogramowania; ocena pracy podczas ćwiczenia</w:t>
+              <w:t>ocena sporządzonego oprogramowania, ocena pracy podczas ćwiczenia</w:t>
             </w:r>
           </w:p>
         </w:tc>

--- a/public/assets/files/niestacjonarne/IML.docx
+++ b/public/assets/files/niestacjonarne/IML.docx
@@ -1880,14 +1880,13 @@
       </w:tblPr>
       <w:tblGrid>
         <w:gridCol w:w="680"/>
-        <w:gridCol w:w="4536"/>
-        <w:gridCol w:w="4252"/>
+        <w:gridCol w:w="8788"/>
       </w:tblGrid>
       <w:tr>
         <w:tc>
           <w:tcPr>
             <w:tcW w:type="dxa" w:w="9468"/>
-            <w:gridSpan w:val="3"/>
+            <w:gridSpan w:val="2"/>
             <w:shd w:val="clear" w:color="auto" w:fill="D9D9D9"/>
           </w:tcPr>
           <w:p>
@@ -1929,7 +1928,7 @@
         </w:tc>
         <w:tc>
           <w:tcPr>
-            <w:tcW w:type="dxa" w:w="4536"/>
+            <w:tcW w:type="dxa" w:w="8788"/>
             <w:shd w:val="clear" w:color="auto" w:fill="D9D9D9"/>
           </w:tcPr>
           <w:p>
@@ -1943,27 +1942,7 @@
                 <w:i w:val="0"/>
                 <w:sz w:val="16"/>
               </w:rPr>
-              <w:t>Wykład</w:t>
-            </w:r>
-          </w:p>
-        </w:tc>
-        <w:tc>
-          <w:tcPr>
-            <w:tcW w:type="dxa" w:w="4252"/>
-            <w:shd w:val="clear" w:color="auto" w:fill="D9D9D9"/>
-          </w:tcPr>
-          <w:p>
-            <w:pPr>
-              <w:spacing w:before="20" w:after="20"/>
-            </w:pPr>
-            <w:r>
-              <w:rPr>
-                <w:rFonts w:ascii="Aptos" w:hAnsi="Aptos"/>
-                <w:b/>
-                <w:i w:val="0"/>
-                <w:sz w:val="16"/>
-              </w:rPr>
-              <w:t>Ćwiczenia / Laboratorium / Pracownia</w:t>
+              <w:t>Treści programowe</w:t>
             </w:r>
           </w:p>
         </w:tc>
@@ -1990,7 +1969,7 @@
         </w:tc>
         <w:tc>
           <w:tcPr>
-            <w:tcW w:type="dxa" w:w="4536"/>
+            <w:tcW w:type="dxa" w:w="8788"/>
           </w:tcPr>
           <w:p>
             <w:pPr>
@@ -2004,24 +1983,6 @@
                 <w:sz w:val="22"/>
               </w:rPr>
               <w:t>1.  Historia i definicja uczenia maszynowego. Omówienie zastosowań uczenia maszynowego. Podział metod uczenia maszynowego. Rola danych i ich jakości w uczeniu maszynowym. Przygotowywanie danych do procesu uczenia. Wstęp do języka Python.</w:t>
-            </w:r>
-          </w:p>
-        </w:tc>
-        <w:tc>
-          <w:tcPr>
-            <w:tcW w:type="dxa" w:w="4252"/>
-          </w:tcPr>
-          <w:p>
-            <w:pPr>
-              <w:spacing w:before="20" w:after="20"/>
-            </w:pPr>
-            <w:r>
-              <w:rPr>
-                <w:rFonts w:ascii="Aptos" w:hAnsi="Aptos"/>
-                <w:b w:val="0"/>
-                <w:i w:val="0"/>
-                <w:sz w:val="22"/>
-              </w:rPr>
             </w:r>
           </w:p>
         </w:tc>
@@ -2048,7 +2009,7 @@
         </w:tc>
         <w:tc>
           <w:tcPr>
-            <w:tcW w:type="dxa" w:w="4536"/>
+            <w:tcW w:type="dxa" w:w="8788"/>
           </w:tcPr>
           <w:p>
             <w:pPr>
@@ -2062,24 +2023,6 @@
                 <w:sz w:val="22"/>
               </w:rPr>
               <w:t>2.  Wiedza niedoskonała w uczeniu maszynowym. Metody radzenia sobie z niedoskonałością wiedzy. Wnioskowanie bayesowskie. Logika rozmyta.</w:t>
-            </w:r>
-          </w:p>
-        </w:tc>
-        <w:tc>
-          <w:tcPr>
-            <w:tcW w:type="dxa" w:w="4252"/>
-          </w:tcPr>
-          <w:p>
-            <w:pPr>
-              <w:spacing w:before="20" w:after="20"/>
-            </w:pPr>
-            <w:r>
-              <w:rPr>
-                <w:rFonts w:ascii="Aptos" w:hAnsi="Aptos"/>
-                <w:b w:val="0"/>
-                <w:i w:val="0"/>
-                <w:sz w:val="22"/>
-              </w:rPr>
             </w:r>
           </w:p>
         </w:tc>
@@ -2106,7 +2049,7 @@
         </w:tc>
         <w:tc>
           <w:tcPr>
-            <w:tcW w:type="dxa" w:w="4536"/>
+            <w:tcW w:type="dxa" w:w="8788"/>
           </w:tcPr>
           <w:p>
             <w:pPr>
@@ -2120,24 +2063,6 @@
                 <w:sz w:val="22"/>
               </w:rPr>
               <w:t>3. Podstawy biologiczne sztucznych sieci neuronowych. Układ nerwowy zwierząt i człowieka –  podział i funkcje. Odbiór i przetwarzanie bodźców przez mózg. Neuron – budowa, systematyka. Przejawy życiowe neuronów. Pamięć.  Dyskusja możliwości i ograniczeń związanych z odwzorowywaniem układów biologicznych w postaci sztucznych systemów.</w:t>
-            </w:r>
-          </w:p>
-        </w:tc>
-        <w:tc>
-          <w:tcPr>
-            <w:tcW w:type="dxa" w:w="4252"/>
-          </w:tcPr>
-          <w:p>
-            <w:pPr>
-              <w:spacing w:before="20" w:after="20"/>
-            </w:pPr>
-            <w:r>
-              <w:rPr>
-                <w:rFonts w:ascii="Aptos" w:hAnsi="Aptos"/>
-                <w:b w:val="0"/>
-                <w:i w:val="0"/>
-                <w:sz w:val="22"/>
-              </w:rPr>
             </w:r>
           </w:p>
         </w:tc>
@@ -2164,7 +2089,7 @@
         </w:tc>
         <w:tc>
           <w:tcPr>
-            <w:tcW w:type="dxa" w:w="4536"/>
+            <w:tcW w:type="dxa" w:w="8788"/>
           </w:tcPr>
           <w:p>
             <w:pPr>
@@ -2178,24 +2103,6 @@
                 <w:sz w:val="22"/>
               </w:rPr>
               <w:t>4.  Historia i podstawy sieci neuronowych. Podstawowy model komórki nerwowej – perceptron prosty i jego właściwości. Perceptron prosty jako uogólnienie regresji liniowej. Podstawowe metody uczenia perceptronu. Ograniczenia pojedynczego perceptronu. Łączenie perceptronów w większe struktury. Podstawowa klasyfikacja architektur sztucznych sieci neuronowych. Wstępna klasyfikacja zastosowań sieci neuronowych. Cechy sztucznych sieci neuronowych predestynujące je do zastosowań we współczesnym świecie.</w:t>
-            </w:r>
-          </w:p>
-        </w:tc>
-        <w:tc>
-          <w:tcPr>
-            <w:tcW w:type="dxa" w:w="4252"/>
-          </w:tcPr>
-          <w:p>
-            <w:pPr>
-              <w:spacing w:before="20" w:after="20"/>
-            </w:pPr>
-            <w:r>
-              <w:rPr>
-                <w:rFonts w:ascii="Aptos" w:hAnsi="Aptos"/>
-                <w:b w:val="0"/>
-                <w:i w:val="0"/>
-                <w:sz w:val="22"/>
-              </w:rPr>
             </w:r>
           </w:p>
         </w:tc>
@@ -2222,7 +2129,7 @@
         </w:tc>
         <w:tc>
           <w:tcPr>
-            <w:tcW w:type="dxa" w:w="4536"/>
+            <w:tcW w:type="dxa" w:w="8788"/>
           </w:tcPr>
           <w:p>
             <w:pPr>
@@ -2236,24 +2143,6 @@
                 <w:sz w:val="22"/>
               </w:rPr>
               <w:t>5.  Sieci jednokierunkowe jednowarstwowe. Budowa, metody uczenia, zastosowania, ograniczenia. Mapa wag.  Hiperparametry. Metryki. Kodowanie danych.</w:t>
-            </w:r>
-          </w:p>
-        </w:tc>
-        <w:tc>
-          <w:tcPr>
-            <w:tcW w:type="dxa" w:w="4252"/>
-          </w:tcPr>
-          <w:p>
-            <w:pPr>
-              <w:spacing w:before="20" w:after="20"/>
-            </w:pPr>
-            <w:r>
-              <w:rPr>
-                <w:rFonts w:ascii="Aptos" w:hAnsi="Aptos"/>
-                <w:b w:val="0"/>
-                <w:i w:val="0"/>
-                <w:sz w:val="22"/>
-              </w:rPr>
             </w:r>
           </w:p>
         </w:tc>
@@ -2280,7 +2169,7 @@
         </w:tc>
         <w:tc>
           <w:tcPr>
-            <w:tcW w:type="dxa" w:w="4536"/>
+            <w:tcW w:type="dxa" w:w="8788"/>
           </w:tcPr>
           <w:p>
             <w:pPr>
@@ -2294,24 +2183,6 @@
                 <w:sz w:val="22"/>
               </w:rPr>
               <w:t>6. Sieci jednokierunkowe wielowarstwowe. Budowa, metody uczenia, zastosowania, ograniczenia. Więcej o metodach uczenia sieci – metoda propagacji wstecznej, metoda momentum (w tym metoda Nesterova). Omówienie wybranych optymalizatorów (SGD, RMSprop, Adam). Inicjalizacja modelu. Funkcje aktywacji.</w:t>
-            </w:r>
-          </w:p>
-        </w:tc>
-        <w:tc>
-          <w:tcPr>
-            <w:tcW w:type="dxa" w:w="4252"/>
-          </w:tcPr>
-          <w:p>
-            <w:pPr>
-              <w:spacing w:before="20" w:after="20"/>
-            </w:pPr>
-            <w:r>
-              <w:rPr>
-                <w:rFonts w:ascii="Aptos" w:hAnsi="Aptos"/>
-                <w:b w:val="0"/>
-                <w:i w:val="0"/>
-                <w:sz w:val="22"/>
-              </w:rPr>
             </w:r>
           </w:p>
         </w:tc>
@@ -2338,7 +2209,7 @@
         </w:tc>
         <w:tc>
           <w:tcPr>
-            <w:tcW w:type="dxa" w:w="4536"/>
+            <w:tcW w:type="dxa" w:w="8788"/>
           </w:tcPr>
           <w:p>
             <w:pPr>
@@ -2352,24 +2223,6 @@
                 <w:sz w:val="22"/>
               </w:rPr>
               <w:t>7.  Zdolność uogólniania sieci neuronowej. Miary zdolności uogólniania. Twierdzenie Kołmogorowa. Zbiór uczący (treningowy), walidujący i testowy. Przeuczenie i niedouczenie sieci. Metody regularyzacji. Dobór optymalnej architektury sieci. Proces redukcji wymiaru sieci. Warstwy Dropout.</w:t>
-            </w:r>
-          </w:p>
-        </w:tc>
-        <w:tc>
-          <w:tcPr>
-            <w:tcW w:type="dxa" w:w="4252"/>
-          </w:tcPr>
-          <w:p>
-            <w:pPr>
-              <w:spacing w:before="20" w:after="20"/>
-            </w:pPr>
-            <w:r>
-              <w:rPr>
-                <w:rFonts w:ascii="Aptos" w:hAnsi="Aptos"/>
-                <w:b w:val="0"/>
-                <w:i w:val="0"/>
-                <w:sz w:val="22"/>
-              </w:rPr>
             </w:r>
           </w:p>
         </w:tc>
@@ -2396,7 +2249,7 @@
         </w:tc>
         <w:tc>
           <w:tcPr>
-            <w:tcW w:type="dxa" w:w="4536"/>
+            <w:tcW w:type="dxa" w:w="8788"/>
           </w:tcPr>
           <w:p>
             <w:pPr>
@@ -2410,24 +2263,6 @@
                 <w:sz w:val="22"/>
               </w:rPr>
               <w:t>8. Sieci splotowe. Budowa, metody uczenia, zastosowania, ograniczenia. Operacja splotu (konwolucja). Warstwy łączące (pooling). Filtry.  Biblioteka OpenCV. Metody i architektury sieci neuronowych do rozpoznawania obrazów. Sieci typu Lenet, VGGNet. Klasyfikacja wieloetykietowa. Augmentacja danych.</w:t>
-            </w:r>
-          </w:p>
-        </w:tc>
-        <w:tc>
-          <w:tcPr>
-            <w:tcW w:type="dxa" w:w="4252"/>
-          </w:tcPr>
-          <w:p>
-            <w:pPr>
-              <w:spacing w:before="20" w:after="20"/>
-            </w:pPr>
-            <w:r>
-              <w:rPr>
-                <w:rFonts w:ascii="Aptos" w:hAnsi="Aptos"/>
-                <w:b w:val="0"/>
-                <w:i w:val="0"/>
-                <w:sz w:val="22"/>
-              </w:rPr>
             </w:r>
           </w:p>
         </w:tc>
@@ -2454,7 +2289,7 @@
         </w:tc>
         <w:tc>
           <w:tcPr>
-            <w:tcW w:type="dxa" w:w="4536"/>
+            <w:tcW w:type="dxa" w:w="8788"/>
           </w:tcPr>
           <w:p>
             <w:pPr>
@@ -2468,24 +2303,6 @@
                 <w:sz w:val="22"/>
               </w:rPr>
               <w:t>9. Sieci autoasocjacyjne. Transfer learning. Walidacja krzyżowa. Elementy wyjaśnialnej sztucznej inteligencji.</w:t>
-            </w:r>
-          </w:p>
-        </w:tc>
-        <w:tc>
-          <w:tcPr>
-            <w:tcW w:type="dxa" w:w="4252"/>
-          </w:tcPr>
-          <w:p>
-            <w:pPr>
-              <w:spacing w:before="20" w:after="20"/>
-            </w:pPr>
-            <w:r>
-              <w:rPr>
-                <w:rFonts w:ascii="Aptos" w:hAnsi="Aptos"/>
-                <w:b w:val="0"/>
-                <w:i w:val="0"/>
-                <w:sz w:val="22"/>
-              </w:rPr>
             </w:r>
           </w:p>
         </w:tc>
@@ -2512,7 +2329,7 @@
         </w:tc>
         <w:tc>
           <w:tcPr>
-            <w:tcW w:type="dxa" w:w="4536"/>
+            <w:tcW w:type="dxa" w:w="8788"/>
           </w:tcPr>
           <w:p>
             <w:pPr>
@@ -2526,24 +2343,6 @@
                 <w:sz w:val="22"/>
               </w:rPr>
               <w:t>10. Sieci rekurencyjne. Budowa, metody uczenia, zastosowania, ograniczenia. Pamięci asocjacyjne. Komórki LSTM i GRU.</w:t>
-            </w:r>
-          </w:p>
-        </w:tc>
-        <w:tc>
-          <w:tcPr>
-            <w:tcW w:type="dxa" w:w="4252"/>
-          </w:tcPr>
-          <w:p>
-            <w:pPr>
-              <w:spacing w:before="20" w:after="20"/>
-            </w:pPr>
-            <w:r>
-              <w:rPr>
-                <w:rFonts w:ascii="Aptos" w:hAnsi="Aptos"/>
-                <w:b w:val="0"/>
-                <w:i w:val="0"/>
-                <w:sz w:val="22"/>
-              </w:rPr>
             </w:r>
           </w:p>
         </w:tc>
@@ -2570,7 +2369,7 @@
         </w:tc>
         <w:tc>
           <w:tcPr>
-            <w:tcW w:type="dxa" w:w="4536"/>
+            <w:tcW w:type="dxa" w:w="8788"/>
           </w:tcPr>
           <w:p>
             <w:pPr>
@@ -2584,24 +2383,6 @@
                 <w:sz w:val="22"/>
               </w:rPr>
               <w:t>11. Strategie gier dwuosobowych. Algorytm MINIMAX.  Funkcja heurystyczna. Przycinanie alfa-beta. Idea self-play.</w:t>
-            </w:r>
-          </w:p>
-        </w:tc>
-        <w:tc>
-          <w:tcPr>
-            <w:tcW w:type="dxa" w:w="4252"/>
-          </w:tcPr>
-          <w:p>
-            <w:pPr>
-              <w:spacing w:before="20" w:after="20"/>
-            </w:pPr>
-            <w:r>
-              <w:rPr>
-                <w:rFonts w:ascii="Aptos" w:hAnsi="Aptos"/>
-                <w:b w:val="0"/>
-                <w:i w:val="0"/>
-                <w:sz w:val="22"/>
-              </w:rPr>
             </w:r>
           </w:p>
         </w:tc>
@@ -2628,7 +2409,7 @@
         </w:tc>
         <w:tc>
           <w:tcPr>
-            <w:tcW w:type="dxa" w:w="4536"/>
+            <w:tcW w:type="dxa" w:w="8788"/>
           </w:tcPr>
           <w:p>
             <w:pPr>
@@ -2642,24 +2423,6 @@
                 <w:sz w:val="22"/>
               </w:rPr>
               <w:t>12. Automaty komórkowe ze szczególnym uwzględnieniem ich zastosowania w uczeniu maszynowym.</w:t>
-            </w:r>
-          </w:p>
-        </w:tc>
-        <w:tc>
-          <w:tcPr>
-            <w:tcW w:type="dxa" w:w="4252"/>
-          </w:tcPr>
-          <w:p>
-            <w:pPr>
-              <w:spacing w:before="20" w:after="20"/>
-            </w:pPr>
-            <w:r>
-              <w:rPr>
-                <w:rFonts w:ascii="Aptos" w:hAnsi="Aptos"/>
-                <w:b w:val="0"/>
-                <w:i w:val="0"/>
-                <w:sz w:val="22"/>
-              </w:rPr>
             </w:r>
           </w:p>
         </w:tc>
@@ -2686,7 +2449,7 @@
         </w:tc>
         <w:tc>
           <w:tcPr>
-            <w:tcW w:type="dxa" w:w="4536"/>
+            <w:tcW w:type="dxa" w:w="8788"/>
           </w:tcPr>
           <w:p>
             <w:pPr>
@@ -2700,24 +2463,6 @@
                 <w:sz w:val="22"/>
               </w:rPr>
               <w:t>13. Pozostałe metody uczenia maszynowego: k-najbliższych sąsiadów, maszyna wektorów nośnych (SVM), drzewo decyzyjne, las losowy, algorytmy ewolucyjne, liniowe modele mieszane. Metody zespołowe (ensemble).</w:t>
-            </w:r>
-          </w:p>
-        </w:tc>
-        <w:tc>
-          <w:tcPr>
-            <w:tcW w:type="dxa" w:w="4252"/>
-          </w:tcPr>
-          <w:p>
-            <w:pPr>
-              <w:spacing w:before="20" w:after="20"/>
-            </w:pPr>
-            <w:r>
-              <w:rPr>
-                <w:rFonts w:ascii="Aptos" w:hAnsi="Aptos"/>
-                <w:b w:val="0"/>
-                <w:i w:val="0"/>
-                <w:sz w:val="22"/>
-              </w:rPr>
             </w:r>
           </w:p>
         </w:tc>
@@ -2744,7 +2489,7 @@
         </w:tc>
         <w:tc>
           <w:tcPr>
-            <w:tcW w:type="dxa" w:w="4536"/>
+            <w:tcW w:type="dxa" w:w="8788"/>
           </w:tcPr>
           <w:p>
             <w:pPr>
@@ -2758,24 +2503,6 @@
                 <w:sz w:val="22"/>
               </w:rPr>
               <w:t>14. Elementy uczenia nienadzorowanego. Analiza skupień. Algorytm centroidów (k-means). Analiza szeregów czasowych. Algorytm k-shape i DTW (Dynamic Time Warping).</w:t>
-            </w:r>
-          </w:p>
-        </w:tc>
-        <w:tc>
-          <w:tcPr>
-            <w:tcW w:type="dxa" w:w="4252"/>
-          </w:tcPr>
-          <w:p>
-            <w:pPr>
-              <w:spacing w:before="20" w:after="20"/>
-            </w:pPr>
-            <w:r>
-              <w:rPr>
-                <w:rFonts w:ascii="Aptos" w:hAnsi="Aptos"/>
-                <w:b w:val="0"/>
-                <w:i w:val="0"/>
-                <w:sz w:val="22"/>
-              </w:rPr>
             </w:r>
           </w:p>
         </w:tc>
@@ -2802,7 +2529,7 @@
         </w:tc>
         <w:tc>
           <w:tcPr>
-            <w:tcW w:type="dxa" w:w="4536"/>
+            <w:tcW w:type="dxa" w:w="8788"/>
           </w:tcPr>
           <w:p>
             <w:pPr>
@@ -2816,24 +2543,6 @@
                 <w:sz w:val="22"/>
               </w:rPr>
               <w:t>15. Elementy języka Prolog. Zapis predykatów. Wnioskowanie wstecz i w przód.</w:t>
-            </w:r>
-          </w:p>
-        </w:tc>
-        <w:tc>
-          <w:tcPr>
-            <w:tcW w:type="dxa" w:w="4252"/>
-          </w:tcPr>
-          <w:p>
-            <w:pPr>
-              <w:spacing w:before="20" w:after="20"/>
-            </w:pPr>
-            <w:r>
-              <w:rPr>
-                <w:rFonts w:ascii="Aptos" w:hAnsi="Aptos"/>
-                <w:b w:val="0"/>
-                <w:i w:val="0"/>
-                <w:sz w:val="22"/>
-              </w:rPr>
             </w:r>
           </w:p>
         </w:tc>
@@ -2860,7 +2569,7 @@
         </w:tc>
         <w:tc>
           <w:tcPr>
-            <w:tcW w:type="dxa" w:w="4536"/>
+            <w:tcW w:type="dxa" w:w="8788"/>
           </w:tcPr>
           <w:p>
             <w:pPr>
@@ -2874,24 +2583,6 @@
                 <w:sz w:val="22"/>
               </w:rPr>
               <w:t>// A. lista dotychczas zaproponowanych metod dydaktycznych; można zaproponować inne.</w:t>
-            </w:r>
-          </w:p>
-        </w:tc>
-        <w:tc>
-          <w:tcPr>
-            <w:tcW w:type="dxa" w:w="4252"/>
-          </w:tcPr>
-          <w:p>
-            <w:pPr>
-              <w:spacing w:before="20" w:after="20"/>
-            </w:pPr>
-            <w:r>
-              <w:rPr>
-                <w:rFonts w:ascii="Aptos" w:hAnsi="Aptos"/>
-                <w:b w:val="0"/>
-                <w:i w:val="0"/>
-                <w:sz w:val="22"/>
-              </w:rPr>
             </w:r>
           </w:p>
         </w:tc>
@@ -2918,7 +2609,7 @@
         </w:tc>
         <w:tc>
           <w:tcPr>
-            <w:tcW w:type="dxa" w:w="4536"/>
+            <w:tcW w:type="dxa" w:w="8788"/>
           </w:tcPr>
           <w:p>
             <w:pPr>
@@ -2932,24 +2623,6 @@
                 <w:sz w:val="22"/>
               </w:rPr>
               <w:t>Wykład:</w:t>
-            </w:r>
-          </w:p>
-        </w:tc>
-        <w:tc>
-          <w:tcPr>
-            <w:tcW w:type="dxa" w:w="4252"/>
-          </w:tcPr>
-          <w:p>
-            <w:pPr>
-              <w:spacing w:before="20" w:after="20"/>
-            </w:pPr>
-            <w:r>
-              <w:rPr>
-                <w:rFonts w:ascii="Aptos" w:hAnsi="Aptos"/>
-                <w:b w:val="0"/>
-                <w:i w:val="0"/>
-                <w:sz w:val="22"/>
-              </w:rPr>
             </w:r>
           </w:p>
         </w:tc>
@@ -2976,7 +2649,7 @@
         </w:tc>
         <w:tc>
           <w:tcPr>
-            <w:tcW w:type="dxa" w:w="4536"/>
+            <w:tcW w:type="dxa" w:w="8788"/>
           </w:tcPr>
           <w:p>
             <w:pPr>
@@ -2990,24 +2663,6 @@
                 <w:sz w:val="22"/>
               </w:rPr>
               <w:t>wykład</w:t>
-            </w:r>
-          </w:p>
-        </w:tc>
-        <w:tc>
-          <w:tcPr>
-            <w:tcW w:type="dxa" w:w="4252"/>
-          </w:tcPr>
-          <w:p>
-            <w:pPr>
-              <w:spacing w:before="20" w:after="20"/>
-            </w:pPr>
-            <w:r>
-              <w:rPr>
-                <w:rFonts w:ascii="Aptos" w:hAnsi="Aptos"/>
-                <w:b w:val="0"/>
-                <w:i w:val="0"/>
-                <w:sz w:val="22"/>
-              </w:rPr>
             </w:r>
           </w:p>
         </w:tc>
@@ -3034,7 +2689,7 @@
         </w:tc>
         <w:tc>
           <w:tcPr>
-            <w:tcW w:type="dxa" w:w="4536"/>
+            <w:tcW w:type="dxa" w:w="8788"/>
           </w:tcPr>
           <w:p>
             <w:pPr>
@@ -3048,24 +2703,6 @@
                 <w:sz w:val="22"/>
               </w:rPr>
               <w:t>wykład konwersatoryjny (z elementami dyskusji)</w:t>
-            </w:r>
-          </w:p>
-        </w:tc>
-        <w:tc>
-          <w:tcPr>
-            <w:tcW w:type="dxa" w:w="4252"/>
-          </w:tcPr>
-          <w:p>
-            <w:pPr>
-              <w:spacing w:before="20" w:after="20"/>
-            </w:pPr>
-            <w:r>
-              <w:rPr>
-                <w:rFonts w:ascii="Aptos" w:hAnsi="Aptos"/>
-                <w:b w:val="0"/>
-                <w:i w:val="0"/>
-                <w:sz w:val="22"/>
-              </w:rPr>
             </w:r>
           </w:p>
         </w:tc>
@@ -3092,7 +2729,7 @@
         </w:tc>
         <w:tc>
           <w:tcPr>
-            <w:tcW w:type="dxa" w:w="4536"/>
+            <w:tcW w:type="dxa" w:w="8788"/>
           </w:tcPr>
           <w:p>
             <w:pPr>
@@ -3106,24 +2743,6 @@
                 <w:sz w:val="22"/>
               </w:rPr>
               <w:t>wykład z prezentacją multimedialną</w:t>
-            </w:r>
-          </w:p>
-        </w:tc>
-        <w:tc>
-          <w:tcPr>
-            <w:tcW w:type="dxa" w:w="4252"/>
-          </w:tcPr>
-          <w:p>
-            <w:pPr>
-              <w:spacing w:before="20" w:after="20"/>
-            </w:pPr>
-            <w:r>
-              <w:rPr>
-                <w:rFonts w:ascii="Aptos" w:hAnsi="Aptos"/>
-                <w:b w:val="0"/>
-                <w:i w:val="0"/>
-                <w:sz w:val="22"/>
-              </w:rPr>
             </w:r>
           </w:p>
         </w:tc>
@@ -3150,7 +2769,7 @@
         </w:tc>
         <w:tc>
           <w:tcPr>
-            <w:tcW w:type="dxa" w:w="4536"/>
+            <w:tcW w:type="dxa" w:w="8788"/>
           </w:tcPr>
           <w:p>
             <w:pPr>
@@ -3164,24 +2783,6 @@
                 <w:sz w:val="22"/>
               </w:rPr>
               <w:t>wykład z prezentacją oprogramowania</w:t>
-            </w:r>
-          </w:p>
-        </w:tc>
-        <w:tc>
-          <w:tcPr>
-            <w:tcW w:type="dxa" w:w="4252"/>
-          </w:tcPr>
-          <w:p>
-            <w:pPr>
-              <w:spacing w:before="20" w:after="20"/>
-            </w:pPr>
-            <w:r>
-              <w:rPr>
-                <w:rFonts w:ascii="Aptos" w:hAnsi="Aptos"/>
-                <w:b w:val="0"/>
-                <w:i w:val="0"/>
-                <w:sz w:val="22"/>
-              </w:rPr>
             </w:r>
           </w:p>
         </w:tc>
@@ -3208,7 +2809,7 @@
         </w:tc>
         <w:tc>
           <w:tcPr>
-            <w:tcW w:type="dxa" w:w="4536"/>
+            <w:tcW w:type="dxa" w:w="8788"/>
           </w:tcPr>
           <w:p>
             <w:pPr>
@@ -3222,24 +2823,6 @@
                 <w:sz w:val="22"/>
               </w:rPr>
               <w:t>warsztaty</w:t>
-            </w:r>
-          </w:p>
-        </w:tc>
-        <w:tc>
-          <w:tcPr>
-            <w:tcW w:type="dxa" w:w="4252"/>
-          </w:tcPr>
-          <w:p>
-            <w:pPr>
-              <w:spacing w:before="20" w:after="20"/>
-            </w:pPr>
-            <w:r>
-              <w:rPr>
-                <w:rFonts w:ascii="Aptos" w:hAnsi="Aptos"/>
-                <w:b w:val="0"/>
-                <w:i w:val="0"/>
-                <w:sz w:val="22"/>
-              </w:rPr>
             </w:r>
           </w:p>
         </w:tc>
@@ -3266,7 +2849,7 @@
         </w:tc>
         <w:tc>
           <w:tcPr>
-            <w:tcW w:type="dxa" w:w="4536"/>
+            <w:tcW w:type="dxa" w:w="8788"/>
           </w:tcPr>
           <w:p>
             <w:pPr>
@@ -3280,24 +2863,6 @@
                 <w:sz w:val="22"/>
               </w:rPr>
               <w:t>Ćwiczenia / Laboratorium/Lektorat:</w:t>
-            </w:r>
-          </w:p>
-        </w:tc>
-        <w:tc>
-          <w:tcPr>
-            <w:tcW w:type="dxa" w:w="4252"/>
-          </w:tcPr>
-          <w:p>
-            <w:pPr>
-              <w:spacing w:before="20" w:after="20"/>
-            </w:pPr>
-            <w:r>
-              <w:rPr>
-                <w:rFonts w:ascii="Aptos" w:hAnsi="Aptos"/>
-                <w:b w:val="0"/>
-                <w:i w:val="0"/>
-                <w:sz w:val="22"/>
-              </w:rPr>
             </w:r>
           </w:p>
         </w:tc>
@@ -3324,7 +2889,7 @@
         </w:tc>
         <w:tc>
           <w:tcPr>
-            <w:tcW w:type="dxa" w:w="4536"/>
+            <w:tcW w:type="dxa" w:w="8788"/>
           </w:tcPr>
           <w:p>
             <w:pPr>
@@ -3338,24 +2903,6 @@
                 <w:sz w:val="22"/>
               </w:rPr>
               <w:t>analiza tekstów z dyskusją</w:t>
-            </w:r>
-          </w:p>
-        </w:tc>
-        <w:tc>
-          <w:tcPr>
-            <w:tcW w:type="dxa" w:w="4252"/>
-          </w:tcPr>
-          <w:p>
-            <w:pPr>
-              <w:spacing w:before="20" w:after="20"/>
-            </w:pPr>
-            <w:r>
-              <w:rPr>
-                <w:rFonts w:ascii="Aptos" w:hAnsi="Aptos"/>
-                <w:b w:val="0"/>
-                <w:i w:val="0"/>
-                <w:sz w:val="22"/>
-              </w:rPr>
             </w:r>
           </w:p>
         </w:tc>
@@ -3382,7 +2929,7 @@
         </w:tc>
         <w:tc>
           <w:tcPr>
-            <w:tcW w:type="dxa" w:w="4536"/>
+            <w:tcW w:type="dxa" w:w="8788"/>
           </w:tcPr>
           <w:p>
             <w:pPr>
@@ -3396,24 +2943,6 @@
                 <w:sz w:val="22"/>
               </w:rPr>
               <w:t>metoda projektów (projekt praktyczny)</w:t>
-            </w:r>
-          </w:p>
-        </w:tc>
-        <w:tc>
-          <w:tcPr>
-            <w:tcW w:type="dxa" w:w="4252"/>
-          </w:tcPr>
-          <w:p>
-            <w:pPr>
-              <w:spacing w:before="20" w:after="20"/>
-            </w:pPr>
-            <w:r>
-              <w:rPr>
-                <w:rFonts w:ascii="Aptos" w:hAnsi="Aptos"/>
-                <w:b w:val="0"/>
-                <w:i w:val="0"/>
-                <w:sz w:val="22"/>
-              </w:rPr>
             </w:r>
           </w:p>
         </w:tc>
@@ -3440,7 +2969,7 @@
         </w:tc>
         <w:tc>
           <w:tcPr>
-            <w:tcW w:type="dxa" w:w="4536"/>
+            <w:tcW w:type="dxa" w:w="8788"/>
           </w:tcPr>
           <w:p>
             <w:pPr>
@@ -3454,24 +2983,6 @@
                 <w:sz w:val="22"/>
               </w:rPr>
               <w:t>praca w grupach</w:t>
-            </w:r>
-          </w:p>
-        </w:tc>
-        <w:tc>
-          <w:tcPr>
-            <w:tcW w:type="dxa" w:w="4252"/>
-          </w:tcPr>
-          <w:p>
-            <w:pPr>
-              <w:spacing w:before="20" w:after="20"/>
-            </w:pPr>
-            <w:r>
-              <w:rPr>
-                <w:rFonts w:ascii="Aptos" w:hAnsi="Aptos"/>
-                <w:b w:val="0"/>
-                <w:i w:val="0"/>
-                <w:sz w:val="22"/>
-              </w:rPr>
             </w:r>
           </w:p>
         </w:tc>
@@ -3498,7 +3009,7 @@
         </w:tc>
         <w:tc>
           <w:tcPr>
-            <w:tcW w:type="dxa" w:w="4536"/>
+            <w:tcW w:type="dxa" w:w="8788"/>
           </w:tcPr>
           <w:p>
             <w:pPr>
@@ -3512,24 +3023,6 @@
                 <w:sz w:val="22"/>
               </w:rPr>
               <w:t>dyskusja</w:t>
-            </w:r>
-          </w:p>
-        </w:tc>
-        <w:tc>
-          <w:tcPr>
-            <w:tcW w:type="dxa" w:w="4252"/>
-          </w:tcPr>
-          <w:p>
-            <w:pPr>
-              <w:spacing w:before="20" w:after="20"/>
-            </w:pPr>
-            <w:r>
-              <w:rPr>
-                <w:rFonts w:ascii="Aptos" w:hAnsi="Aptos"/>
-                <w:b w:val="0"/>
-                <w:i w:val="0"/>
-                <w:sz w:val="22"/>
-              </w:rPr>
             </w:r>
           </w:p>
         </w:tc>
@@ -3556,7 +3049,7 @@
         </w:tc>
         <w:tc>
           <w:tcPr>
-            <w:tcW w:type="dxa" w:w="4536"/>
+            <w:tcW w:type="dxa" w:w="8788"/>
           </w:tcPr>
           <w:p>
             <w:pPr>
@@ -3570,24 +3063,6 @@
                 <w:sz w:val="22"/>
               </w:rPr>
               <w:t>rozwiązywanie zadań</w:t>
-            </w:r>
-          </w:p>
-        </w:tc>
-        <w:tc>
-          <w:tcPr>
-            <w:tcW w:type="dxa" w:w="4252"/>
-          </w:tcPr>
-          <w:p>
-            <w:pPr>
-              <w:spacing w:before="20" w:after="20"/>
-            </w:pPr>
-            <w:r>
-              <w:rPr>
-                <w:rFonts w:ascii="Aptos" w:hAnsi="Aptos"/>
-                <w:b w:val="0"/>
-                <w:i w:val="0"/>
-                <w:sz w:val="22"/>
-              </w:rPr>
             </w:r>
           </w:p>
         </w:tc>
@@ -3614,7 +3089,7 @@
         </w:tc>
         <w:tc>
           <w:tcPr>
-            <w:tcW w:type="dxa" w:w="4536"/>
+            <w:tcW w:type="dxa" w:w="8788"/>
           </w:tcPr>
           <w:p>
             <w:pPr>
@@ -3628,24 +3103,6 @@
                 <w:sz w:val="22"/>
               </w:rPr>
               <w:t>burza mózgów</w:t>
-            </w:r>
-          </w:p>
-        </w:tc>
-        <w:tc>
-          <w:tcPr>
-            <w:tcW w:type="dxa" w:w="4252"/>
-          </w:tcPr>
-          <w:p>
-            <w:pPr>
-              <w:spacing w:before="20" w:after="20"/>
-            </w:pPr>
-            <w:r>
-              <w:rPr>
-                <w:rFonts w:ascii="Aptos" w:hAnsi="Aptos"/>
-                <w:b w:val="0"/>
-                <w:i w:val="0"/>
-                <w:sz w:val="22"/>
-              </w:rPr>
             </w:r>
           </w:p>
         </w:tc>
@@ -3672,7 +3129,7 @@
         </w:tc>
         <w:tc>
           <w:tcPr>
-            <w:tcW w:type="dxa" w:w="4536"/>
+            <w:tcW w:type="dxa" w:w="8788"/>
           </w:tcPr>
           <w:p>
             <w:pPr>
@@ -3686,24 +3143,6 @@
                 <w:sz w:val="22"/>
               </w:rPr>
               <w:t>mind map</w:t>
-            </w:r>
-          </w:p>
-        </w:tc>
-        <w:tc>
-          <w:tcPr>
-            <w:tcW w:type="dxa" w:w="4252"/>
-          </w:tcPr>
-          <w:p>
-            <w:pPr>
-              <w:spacing w:before="20" w:after="20"/>
-            </w:pPr>
-            <w:r>
-              <w:rPr>
-                <w:rFonts w:ascii="Aptos" w:hAnsi="Aptos"/>
-                <w:b w:val="0"/>
-                <w:i w:val="0"/>
-                <w:sz w:val="22"/>
-              </w:rPr>
             </w:r>
           </w:p>
         </w:tc>
@@ -3730,7 +3169,7 @@
         </w:tc>
         <w:tc>
           <w:tcPr>
-            <w:tcW w:type="dxa" w:w="4536"/>
+            <w:tcW w:type="dxa" w:w="8788"/>
           </w:tcPr>
           <w:p>
             <w:pPr>
@@ -3744,24 +3183,6 @@
                 <w:sz w:val="22"/>
               </w:rPr>
               <w:t>puzzle learning</w:t>
-            </w:r>
-          </w:p>
-        </w:tc>
-        <w:tc>
-          <w:tcPr>
-            <w:tcW w:type="dxa" w:w="4252"/>
-          </w:tcPr>
-          <w:p>
-            <w:pPr>
-              <w:spacing w:before="20" w:after="20"/>
-            </w:pPr>
-            <w:r>
-              <w:rPr>
-                <w:rFonts w:ascii="Aptos" w:hAnsi="Aptos"/>
-                <w:b w:val="0"/>
-                <w:i w:val="0"/>
-                <w:sz w:val="22"/>
-              </w:rPr>
             </w:r>
           </w:p>
         </w:tc>
@@ -3788,7 +3209,7 @@
         </w:tc>
         <w:tc>
           <w:tcPr>
-            <w:tcW w:type="dxa" w:w="4536"/>
+            <w:tcW w:type="dxa" w:w="8788"/>
           </w:tcPr>
           <w:p>
             <w:pPr>
@@ -3802,24 +3223,6 @@
                 <w:sz w:val="22"/>
               </w:rPr>
               <w:t>studia przypadków z bazy studiów przypadków opracowanych przez firmy MŚP lub będące efektem staży</w:t>
-            </w:r>
-          </w:p>
-        </w:tc>
-        <w:tc>
-          <w:tcPr>
-            <w:tcW w:type="dxa" w:w="4252"/>
-          </w:tcPr>
-          <w:p>
-            <w:pPr>
-              <w:spacing w:before="20" w:after="20"/>
-            </w:pPr>
-            <w:r>
-              <w:rPr>
-                <w:rFonts w:ascii="Aptos" w:hAnsi="Aptos"/>
-                <w:b w:val="0"/>
-                <w:i w:val="0"/>
-                <w:sz w:val="22"/>
-              </w:rPr>
             </w:r>
           </w:p>
         </w:tc>
@@ -3846,7 +3249,7 @@
         </w:tc>
         <w:tc>
           <w:tcPr>
-            <w:tcW w:type="dxa" w:w="4536"/>
+            <w:tcW w:type="dxa" w:w="8788"/>
           </w:tcPr>
           <w:p>
             <w:pPr>
@@ -3860,24 +3263,6 @@
                 <w:sz w:val="22"/>
               </w:rPr>
               <w:t>praca grupowa nad projektem z wykorzystaniem nowoczesnych technik informatycznych</w:t>
-            </w:r>
-          </w:p>
-        </w:tc>
-        <w:tc>
-          <w:tcPr>
-            <w:tcW w:type="dxa" w:w="4252"/>
-          </w:tcPr>
-          <w:p>
-            <w:pPr>
-              <w:spacing w:before="20" w:after="20"/>
-            </w:pPr>
-            <w:r>
-              <w:rPr>
-                <w:rFonts w:ascii="Aptos" w:hAnsi="Aptos"/>
-                <w:b w:val="0"/>
-                <w:i w:val="0"/>
-                <w:sz w:val="22"/>
-              </w:rPr>
             </w:r>
           </w:p>
         </w:tc>
@@ -3904,7 +3289,7 @@
         </w:tc>
         <w:tc>
           <w:tcPr>
-            <w:tcW w:type="dxa" w:w="4536"/>
+            <w:tcW w:type="dxa" w:w="8788"/>
           </w:tcPr>
           <w:p>
             <w:pPr>
@@ -3918,24 +3303,6 @@
                 <w:sz w:val="22"/>
               </w:rPr>
               <w:t>warsztaty</w:t>
-            </w:r>
-          </w:p>
-        </w:tc>
-        <w:tc>
-          <w:tcPr>
-            <w:tcW w:type="dxa" w:w="4252"/>
-          </w:tcPr>
-          <w:p>
-            <w:pPr>
-              <w:spacing w:before="20" w:after="20"/>
-            </w:pPr>
-            <w:r>
-              <w:rPr>
-                <w:rFonts w:ascii="Aptos" w:hAnsi="Aptos"/>
-                <w:b w:val="0"/>
-                <w:i w:val="0"/>
-                <w:sz w:val="22"/>
-              </w:rPr>
             </w:r>
           </w:p>
         </w:tc>
@@ -3962,7 +3329,7 @@
         </w:tc>
         <w:tc>
           <w:tcPr>
-            <w:tcW w:type="dxa" w:w="4536"/>
+            <w:tcW w:type="dxa" w:w="8788"/>
           </w:tcPr>
           <w:p>
             <w:pPr>
@@ -3976,24 +3343,6 @@
                 <w:sz w:val="22"/>
               </w:rPr>
               <w:t>// B. lista dotychczas zaproponowanych metod weryfikacji; można zaproponować inne.</w:t>
-            </w:r>
-          </w:p>
-        </w:tc>
-        <w:tc>
-          <w:tcPr>
-            <w:tcW w:type="dxa" w:w="4252"/>
-          </w:tcPr>
-          <w:p>
-            <w:pPr>
-              <w:spacing w:before="20" w:after="20"/>
-            </w:pPr>
-            <w:r>
-              <w:rPr>
-                <w:rFonts w:ascii="Aptos" w:hAnsi="Aptos"/>
-                <w:b w:val="0"/>
-                <w:i w:val="0"/>
-                <w:sz w:val="22"/>
-              </w:rPr>
             </w:r>
           </w:p>
         </w:tc>
@@ -4020,7 +3369,7 @@
         </w:tc>
         <w:tc>
           <w:tcPr>
-            <w:tcW w:type="dxa" w:w="4536"/>
+            <w:tcW w:type="dxa" w:w="8788"/>
           </w:tcPr>
           <w:p>
             <w:pPr>
@@ -4034,24 +3383,6 @@
                 <w:sz w:val="22"/>
               </w:rPr>
               <w:t>sprawdziany wstępne „wejściówki”</w:t>
-            </w:r>
-          </w:p>
-        </w:tc>
-        <w:tc>
-          <w:tcPr>
-            <w:tcW w:type="dxa" w:w="4252"/>
-          </w:tcPr>
-          <w:p>
-            <w:pPr>
-              <w:spacing w:before="20" w:after="20"/>
-            </w:pPr>
-            <w:r>
-              <w:rPr>
-                <w:rFonts w:ascii="Aptos" w:hAnsi="Aptos"/>
-                <w:b w:val="0"/>
-                <w:i w:val="0"/>
-                <w:sz w:val="22"/>
-              </w:rPr>
             </w:r>
           </w:p>
         </w:tc>
@@ -4078,7 +3409,7 @@
         </w:tc>
         <w:tc>
           <w:tcPr>
-            <w:tcW w:type="dxa" w:w="4536"/>
+            <w:tcW w:type="dxa" w:w="8788"/>
           </w:tcPr>
           <w:p>
             <w:pPr>
@@ -4092,24 +3423,6 @@
                 <w:sz w:val="22"/>
               </w:rPr>
               <w:t>kolokwium</w:t>
-            </w:r>
-          </w:p>
-        </w:tc>
-        <w:tc>
-          <w:tcPr>
-            <w:tcW w:type="dxa" w:w="4252"/>
-          </w:tcPr>
-          <w:p>
-            <w:pPr>
-              <w:spacing w:before="20" w:after="20"/>
-            </w:pPr>
-            <w:r>
-              <w:rPr>
-                <w:rFonts w:ascii="Aptos" w:hAnsi="Aptos"/>
-                <w:b w:val="0"/>
-                <w:i w:val="0"/>
-                <w:sz w:val="22"/>
-              </w:rPr>
             </w:r>
           </w:p>
         </w:tc>
@@ -4136,7 +3449,7 @@
         </w:tc>
         <w:tc>
           <w:tcPr>
-            <w:tcW w:type="dxa" w:w="4536"/>
+            <w:tcW w:type="dxa" w:w="8788"/>
           </w:tcPr>
           <w:p>
             <w:pPr>
@@ -4150,24 +3463,6 @@
                 <w:sz w:val="22"/>
               </w:rPr>
               <w:t>kolokwium końcowe</w:t>
-            </w:r>
-          </w:p>
-        </w:tc>
-        <w:tc>
-          <w:tcPr>
-            <w:tcW w:type="dxa" w:w="4252"/>
-          </w:tcPr>
-          <w:p>
-            <w:pPr>
-              <w:spacing w:before="20" w:after="20"/>
-            </w:pPr>
-            <w:r>
-              <w:rPr>
-                <w:rFonts w:ascii="Aptos" w:hAnsi="Aptos"/>
-                <w:b w:val="0"/>
-                <w:i w:val="0"/>
-                <w:sz w:val="22"/>
-              </w:rPr>
             </w:r>
           </w:p>
         </w:tc>
@@ -4194,7 +3489,7 @@
         </w:tc>
         <w:tc>
           <w:tcPr>
-            <w:tcW w:type="dxa" w:w="4536"/>
+            <w:tcW w:type="dxa" w:w="8788"/>
           </w:tcPr>
           <w:p>
             <w:pPr>
@@ -4208,24 +3503,6 @@
                 <w:sz w:val="22"/>
               </w:rPr>
               <w:t>egzamin pisemny</w:t>
-            </w:r>
-          </w:p>
-        </w:tc>
-        <w:tc>
-          <w:tcPr>
-            <w:tcW w:type="dxa" w:w="4252"/>
-          </w:tcPr>
-          <w:p>
-            <w:pPr>
-              <w:spacing w:before="20" w:after="20"/>
-            </w:pPr>
-            <w:r>
-              <w:rPr>
-                <w:rFonts w:ascii="Aptos" w:hAnsi="Aptos"/>
-                <w:b w:val="0"/>
-                <w:i w:val="0"/>
-                <w:sz w:val="22"/>
-              </w:rPr>
             </w:r>
           </w:p>
         </w:tc>
@@ -4252,7 +3529,7 @@
         </w:tc>
         <w:tc>
           <w:tcPr>
-            <w:tcW w:type="dxa" w:w="4536"/>
+            <w:tcW w:type="dxa" w:w="8788"/>
           </w:tcPr>
           <w:p>
             <w:pPr>
@@ -4266,24 +3543,6 @@
                 <w:sz w:val="22"/>
               </w:rPr>
               <w:t>egzamin pisemny - test wyboru</w:t>
-            </w:r>
-          </w:p>
-        </w:tc>
-        <w:tc>
-          <w:tcPr>
-            <w:tcW w:type="dxa" w:w="4252"/>
-          </w:tcPr>
-          <w:p>
-            <w:pPr>
-              <w:spacing w:before="20" w:after="20"/>
-            </w:pPr>
-            <w:r>
-              <w:rPr>
-                <w:rFonts w:ascii="Aptos" w:hAnsi="Aptos"/>
-                <w:b w:val="0"/>
-                <w:i w:val="0"/>
-                <w:sz w:val="22"/>
-              </w:rPr>
             </w:r>
           </w:p>
         </w:tc>
@@ -4310,7 +3569,7 @@
         </w:tc>
         <w:tc>
           <w:tcPr>
-            <w:tcW w:type="dxa" w:w="4536"/>
+            <w:tcW w:type="dxa" w:w="8788"/>
           </w:tcPr>
           <w:p>
             <w:pPr>
@@ -4324,24 +3583,6 @@
                 <w:sz w:val="22"/>
               </w:rPr>
               <w:t>egzamin pisemny - tekst z lukami</w:t>
-            </w:r>
-          </w:p>
-        </w:tc>
-        <w:tc>
-          <w:tcPr>
-            <w:tcW w:type="dxa" w:w="4252"/>
-          </w:tcPr>
-          <w:p>
-            <w:pPr>
-              <w:spacing w:before="20" w:after="20"/>
-            </w:pPr>
-            <w:r>
-              <w:rPr>
-                <w:rFonts w:ascii="Aptos" w:hAnsi="Aptos"/>
-                <w:b w:val="0"/>
-                <w:i w:val="0"/>
-                <w:sz w:val="22"/>
-              </w:rPr>
             </w:r>
           </w:p>
         </w:tc>
@@ -4368,7 +3609,7 @@
         </w:tc>
         <w:tc>
           <w:tcPr>
-            <w:tcW w:type="dxa" w:w="4536"/>
+            <w:tcW w:type="dxa" w:w="8788"/>
           </w:tcPr>
           <w:p>
             <w:pPr>
@@ -4382,24 +3623,6 @@
                 <w:sz w:val="22"/>
               </w:rPr>
               <w:t>egzamin pisemny z zadaniami problemowymi</w:t>
-            </w:r>
-          </w:p>
-        </w:tc>
-        <w:tc>
-          <w:tcPr>
-            <w:tcW w:type="dxa" w:w="4252"/>
-          </w:tcPr>
-          <w:p>
-            <w:pPr>
-              <w:spacing w:before="20" w:after="20"/>
-            </w:pPr>
-            <w:r>
-              <w:rPr>
-                <w:rFonts w:ascii="Aptos" w:hAnsi="Aptos"/>
-                <w:b w:val="0"/>
-                <w:i w:val="0"/>
-                <w:sz w:val="22"/>
-              </w:rPr>
             </w:r>
           </w:p>
         </w:tc>
@@ -4426,7 +3649,7 @@
         </w:tc>
         <w:tc>
           <w:tcPr>
-            <w:tcW w:type="dxa" w:w="4536"/>
+            <w:tcW w:type="dxa" w:w="8788"/>
           </w:tcPr>
           <w:p>
             <w:pPr>
@@ -4440,24 +3663,6 @@
                 <w:sz w:val="22"/>
               </w:rPr>
               <w:t>egzamin pisemny ze studium przypadku</w:t>
-            </w:r>
-          </w:p>
-        </w:tc>
-        <w:tc>
-          <w:tcPr>
-            <w:tcW w:type="dxa" w:w="4252"/>
-          </w:tcPr>
-          <w:p>
-            <w:pPr>
-              <w:spacing w:before="20" w:after="20"/>
-            </w:pPr>
-            <w:r>
-              <w:rPr>
-                <w:rFonts w:ascii="Aptos" w:hAnsi="Aptos"/>
-                <w:b w:val="0"/>
-                <w:i w:val="0"/>
-                <w:sz w:val="22"/>
-              </w:rPr>
             </w:r>
           </w:p>
         </w:tc>
@@ -4484,7 +3689,7 @@
         </w:tc>
         <w:tc>
           <w:tcPr>
-            <w:tcW w:type="dxa" w:w="4536"/>
+            <w:tcW w:type="dxa" w:w="8788"/>
           </w:tcPr>
           <w:p>
             <w:pPr>
@@ -4498,24 +3703,6 @@
                 <w:sz w:val="22"/>
               </w:rPr>
               <w:t>egzamin ustny</w:t>
-            </w:r>
-          </w:p>
-        </w:tc>
-        <w:tc>
-          <w:tcPr>
-            <w:tcW w:type="dxa" w:w="4252"/>
-          </w:tcPr>
-          <w:p>
-            <w:pPr>
-              <w:spacing w:before="20" w:after="20"/>
-            </w:pPr>
-            <w:r>
-              <w:rPr>
-                <w:rFonts w:ascii="Aptos" w:hAnsi="Aptos"/>
-                <w:b w:val="0"/>
-                <w:i w:val="0"/>
-                <w:sz w:val="22"/>
-              </w:rPr>
             </w:r>
           </w:p>
         </w:tc>
@@ -4542,7 +3729,7 @@
         </w:tc>
         <w:tc>
           <w:tcPr>
-            <w:tcW w:type="dxa" w:w="4536"/>
+            <w:tcW w:type="dxa" w:w="8788"/>
           </w:tcPr>
           <w:p>
             <w:pPr>
@@ -4556,24 +3743,6 @@
                 <w:sz w:val="22"/>
               </w:rPr>
               <w:t>końcowe sprawozdanie z pracy w zespole</w:t>
-            </w:r>
-          </w:p>
-        </w:tc>
-        <w:tc>
-          <w:tcPr>
-            <w:tcW w:type="dxa" w:w="4252"/>
-          </w:tcPr>
-          <w:p>
-            <w:pPr>
-              <w:spacing w:before="20" w:after="20"/>
-            </w:pPr>
-            <w:r>
-              <w:rPr>
-                <w:rFonts w:ascii="Aptos" w:hAnsi="Aptos"/>
-                <w:b w:val="0"/>
-                <w:i w:val="0"/>
-                <w:sz w:val="22"/>
-              </w:rPr>
             </w:r>
           </w:p>
         </w:tc>
@@ -4600,7 +3769,7 @@
         </w:tc>
         <w:tc>
           <w:tcPr>
-            <w:tcW w:type="dxa" w:w="4536"/>
+            <w:tcW w:type="dxa" w:w="8788"/>
           </w:tcPr>
           <w:p>
             <w:pPr>
@@ -4614,24 +3783,6 @@
                 <w:sz w:val="22"/>
               </w:rPr>
               <w:t>prezentacja samodzielnej pracy semestralnej</w:t>
-            </w:r>
-          </w:p>
-        </w:tc>
-        <w:tc>
-          <w:tcPr>
-            <w:tcW w:type="dxa" w:w="4252"/>
-          </w:tcPr>
-          <w:p>
-            <w:pPr>
-              <w:spacing w:before="20" w:after="20"/>
-            </w:pPr>
-            <w:r>
-              <w:rPr>
-                <w:rFonts w:ascii="Aptos" w:hAnsi="Aptos"/>
-                <w:b w:val="0"/>
-                <w:i w:val="0"/>
-                <w:sz w:val="22"/>
-              </w:rPr>
             </w:r>
           </w:p>
         </w:tc>
@@ -4658,7 +3809,7 @@
         </w:tc>
         <w:tc>
           <w:tcPr>
-            <w:tcW w:type="dxa" w:w="4536"/>
+            <w:tcW w:type="dxa" w:w="8788"/>
           </w:tcPr>
           <w:p>
             <w:pPr>
@@ -4672,24 +3823,6 @@
                 <w:sz w:val="22"/>
               </w:rPr>
               <w:t>prezentacja elementu zespołowej pracy semestralnej</w:t>
-            </w:r>
-          </w:p>
-        </w:tc>
-        <w:tc>
-          <w:tcPr>
-            <w:tcW w:type="dxa" w:w="4252"/>
-          </w:tcPr>
-          <w:p>
-            <w:pPr>
-              <w:spacing w:before="20" w:after="20"/>
-            </w:pPr>
-            <w:r>
-              <w:rPr>
-                <w:rFonts w:ascii="Aptos" w:hAnsi="Aptos"/>
-                <w:b w:val="0"/>
-                <w:i w:val="0"/>
-                <w:sz w:val="22"/>
-              </w:rPr>
             </w:r>
           </w:p>
         </w:tc>
@@ -4716,7 +3849,7 @@
         </w:tc>
         <w:tc>
           <w:tcPr>
-            <w:tcW w:type="dxa" w:w="4536"/>
+            <w:tcW w:type="dxa" w:w="8788"/>
           </w:tcPr>
           <w:p>
             <w:pPr>
@@ -4730,24 +3863,6 @@
                 <w:sz w:val="22"/>
               </w:rPr>
               <w:t>prezentacja projektu i dokumentacji</w:t>
-            </w:r>
-          </w:p>
-        </w:tc>
-        <w:tc>
-          <w:tcPr>
-            <w:tcW w:type="dxa" w:w="4252"/>
-          </w:tcPr>
-          <w:p>
-            <w:pPr>
-              <w:spacing w:before="20" w:after="20"/>
-            </w:pPr>
-            <w:r>
-              <w:rPr>
-                <w:rFonts w:ascii="Aptos" w:hAnsi="Aptos"/>
-                <w:b w:val="0"/>
-                <w:i w:val="0"/>
-                <w:sz w:val="22"/>
-              </w:rPr>
             </w:r>
           </w:p>
         </w:tc>
@@ -4774,7 +3889,7 @@
         </w:tc>
         <w:tc>
           <w:tcPr>
-            <w:tcW w:type="dxa" w:w="4536"/>
+            <w:tcW w:type="dxa" w:w="8788"/>
           </w:tcPr>
           <w:p>
             <w:pPr>
@@ -4788,24 +3903,6 @@
                 <w:sz w:val="22"/>
               </w:rPr>
               <w:t>prezentacja mini-projektu</w:t>
-            </w:r>
-          </w:p>
-        </w:tc>
-        <w:tc>
-          <w:tcPr>
-            <w:tcW w:type="dxa" w:w="4252"/>
-          </w:tcPr>
-          <w:p>
-            <w:pPr>
-              <w:spacing w:before="20" w:after="20"/>
-            </w:pPr>
-            <w:r>
-              <w:rPr>
-                <w:rFonts w:ascii="Aptos" w:hAnsi="Aptos"/>
-                <w:b w:val="0"/>
-                <w:i w:val="0"/>
-                <w:sz w:val="22"/>
-              </w:rPr>
             </w:r>
           </w:p>
         </w:tc>
@@ -4832,7 +3929,7 @@
         </w:tc>
         <w:tc>
           <w:tcPr>
-            <w:tcW w:type="dxa" w:w="4536"/>
+            <w:tcW w:type="dxa" w:w="8788"/>
           </w:tcPr>
           <w:p>
             <w:pPr>
@@ -4846,24 +3943,6 @@
                 <w:sz w:val="22"/>
               </w:rPr>
               <w:t>obrona projektu</w:t>
-            </w:r>
-          </w:p>
-        </w:tc>
-        <w:tc>
-          <w:tcPr>
-            <w:tcW w:type="dxa" w:w="4252"/>
-          </w:tcPr>
-          <w:p>
-            <w:pPr>
-              <w:spacing w:before="20" w:after="20"/>
-            </w:pPr>
-            <w:r>
-              <w:rPr>
-                <w:rFonts w:ascii="Aptos" w:hAnsi="Aptos"/>
-                <w:b w:val="0"/>
-                <w:i w:val="0"/>
-                <w:sz w:val="22"/>
-              </w:rPr>
             </w:r>
           </w:p>
         </w:tc>
@@ -4890,7 +3969,7 @@
         </w:tc>
         <w:tc>
           <w:tcPr>
-            <w:tcW w:type="dxa" w:w="4536"/>
+            <w:tcW w:type="dxa" w:w="8788"/>
           </w:tcPr>
           <w:p>
             <w:pPr>
@@ -4904,24 +3983,6 @@
                 <w:sz w:val="22"/>
               </w:rPr>
               <w:t>rezultaty gry strategicznej</w:t>
-            </w:r>
-          </w:p>
-        </w:tc>
-        <w:tc>
-          <w:tcPr>
-            <w:tcW w:type="dxa" w:w="4252"/>
-          </w:tcPr>
-          <w:p>
-            <w:pPr>
-              <w:spacing w:before="20" w:after="20"/>
-            </w:pPr>
-            <w:r>
-              <w:rPr>
-                <w:rFonts w:ascii="Aptos" w:hAnsi="Aptos"/>
-                <w:b w:val="0"/>
-                <w:i w:val="0"/>
-                <w:sz w:val="22"/>
-              </w:rPr>
             </w:r>
           </w:p>
         </w:tc>
@@ -4948,7 +4009,7 @@
         </w:tc>
         <w:tc>
           <w:tcPr>
-            <w:tcW w:type="dxa" w:w="4536"/>
+            <w:tcW w:type="dxa" w:w="8788"/>
           </w:tcPr>
           <w:p>
             <w:pPr>
@@ -4962,24 +4023,6 @@
                 <w:sz w:val="22"/>
               </w:rPr>
               <w:t>ocena pracy podczas ćwiczenia</w:t>
-            </w:r>
-          </w:p>
-        </w:tc>
-        <w:tc>
-          <w:tcPr>
-            <w:tcW w:type="dxa" w:w="4252"/>
-          </w:tcPr>
-          <w:p>
-            <w:pPr>
-              <w:spacing w:before="20" w:after="20"/>
-            </w:pPr>
-            <w:r>
-              <w:rPr>
-                <w:rFonts w:ascii="Aptos" w:hAnsi="Aptos"/>
-                <w:b w:val="0"/>
-                <w:i w:val="0"/>
-                <w:sz w:val="22"/>
-              </w:rPr>
             </w:r>
           </w:p>
         </w:tc>
@@ -5006,7 +4049,7 @@
         </w:tc>
         <w:tc>
           <w:tcPr>
-            <w:tcW w:type="dxa" w:w="4536"/>
+            <w:tcW w:type="dxa" w:w="8788"/>
           </w:tcPr>
           <w:p>
             <w:pPr>
@@ -5020,24 +4063,6 @@
                 <w:sz w:val="22"/>
               </w:rPr>
               <w:t>raport z wykonanego zadania</w:t>
-            </w:r>
-          </w:p>
-        </w:tc>
-        <w:tc>
-          <w:tcPr>
-            <w:tcW w:type="dxa" w:w="4252"/>
-          </w:tcPr>
-          <w:p>
-            <w:pPr>
-              <w:spacing w:before="20" w:after="20"/>
-            </w:pPr>
-            <w:r>
-              <w:rPr>
-                <w:rFonts w:ascii="Aptos" w:hAnsi="Aptos"/>
-                <w:b w:val="0"/>
-                <w:i w:val="0"/>
-                <w:sz w:val="22"/>
-              </w:rPr>
             </w:r>
           </w:p>
         </w:tc>
@@ -5064,7 +4089,7 @@
         </w:tc>
         <w:tc>
           <w:tcPr>
-            <w:tcW w:type="dxa" w:w="4536"/>
+            <w:tcW w:type="dxa" w:w="8788"/>
           </w:tcPr>
           <w:p>
             <w:pPr>
@@ -5078,24 +4103,6 @@
                 <w:sz w:val="22"/>
               </w:rPr>
               <w:t>ocena sporządzonego dokumentu</w:t>
-            </w:r>
-          </w:p>
-        </w:tc>
-        <w:tc>
-          <w:tcPr>
-            <w:tcW w:type="dxa" w:w="4252"/>
-          </w:tcPr>
-          <w:p>
-            <w:pPr>
-              <w:spacing w:before="20" w:after="20"/>
-            </w:pPr>
-            <w:r>
-              <w:rPr>
-                <w:rFonts w:ascii="Aptos" w:hAnsi="Aptos"/>
-                <w:b w:val="0"/>
-                <w:i w:val="0"/>
-                <w:sz w:val="22"/>
-              </w:rPr>
             </w:r>
           </w:p>
         </w:tc>
@@ -5122,7 +4129,7 @@
         </w:tc>
         <w:tc>
           <w:tcPr>
-            <w:tcW w:type="dxa" w:w="4536"/>
+            <w:tcW w:type="dxa" w:w="8788"/>
           </w:tcPr>
           <w:p>
             <w:pPr>
@@ -5136,24 +4143,6 @@
                 <w:sz w:val="22"/>
               </w:rPr>
               <w:t>ocena sporządzonego oprogramowania</w:t>
-            </w:r>
-          </w:p>
-        </w:tc>
-        <w:tc>
-          <w:tcPr>
-            <w:tcW w:type="dxa" w:w="4252"/>
-          </w:tcPr>
-          <w:p>
-            <w:pPr>
-              <w:spacing w:before="20" w:after="20"/>
-            </w:pPr>
-            <w:r>
-              <w:rPr>
-                <w:rFonts w:ascii="Aptos" w:hAnsi="Aptos"/>
-                <w:b w:val="0"/>
-                <w:i w:val="0"/>
-                <w:sz w:val="22"/>
-              </w:rPr>
             </w:r>
           </w:p>
         </w:tc>
@@ -5180,7 +4169,7 @@
         </w:tc>
         <w:tc>
           <w:tcPr>
-            <w:tcW w:type="dxa" w:w="4536"/>
+            <w:tcW w:type="dxa" w:w="8788"/>
           </w:tcPr>
           <w:p>
             <w:pPr>
@@ -5194,24 +4183,6 @@
                 <w:sz w:val="22"/>
               </w:rPr>
               <w:t>wskazanie źródeł użytych materiałów</w:t>
-            </w:r>
-          </w:p>
-        </w:tc>
-        <w:tc>
-          <w:tcPr>
-            <w:tcW w:type="dxa" w:w="4252"/>
-          </w:tcPr>
-          <w:p>
-            <w:pPr>
-              <w:spacing w:before="20" w:after="20"/>
-            </w:pPr>
-            <w:r>
-              <w:rPr>
-                <w:rFonts w:ascii="Aptos" w:hAnsi="Aptos"/>
-                <w:b w:val="0"/>
-                <w:i w:val="0"/>
-                <w:sz w:val="22"/>
-              </w:rPr>
             </w:r>
           </w:p>
         </w:tc>
@@ -5238,7 +4209,7 @@
         </w:tc>
         <w:tc>
           <w:tcPr>
-            <w:tcW w:type="dxa" w:w="4536"/>
+            <w:tcW w:type="dxa" w:w="8788"/>
           </w:tcPr>
           <w:p>
             <w:pPr>
@@ -5252,24 +4223,6 @@
                 <w:sz w:val="22"/>
               </w:rPr>
               <w:t>kwestionariusz wywiadu</w:t>
-            </w:r>
-          </w:p>
-        </w:tc>
-        <w:tc>
-          <w:tcPr>
-            <w:tcW w:type="dxa" w:w="4252"/>
-          </w:tcPr>
-          <w:p>
-            <w:pPr>
-              <w:spacing w:before="20" w:after="20"/>
-            </w:pPr>
-            <w:r>
-              <w:rPr>
-                <w:rFonts w:ascii="Aptos" w:hAnsi="Aptos"/>
-                <w:b w:val="0"/>
-                <w:i w:val="0"/>
-                <w:sz w:val="22"/>
-              </w:rPr>
             </w:r>
           </w:p>
         </w:tc>
@@ -5296,7 +4249,7 @@
         </w:tc>
         <w:tc>
           <w:tcPr>
-            <w:tcW w:type="dxa" w:w="4536"/>
+            <w:tcW w:type="dxa" w:w="8788"/>
           </w:tcPr>
           <w:p>
             <w:pPr>
@@ -5310,24 +4263,6 @@
                 <w:sz w:val="22"/>
               </w:rPr>
               <w:t>sprawozdanie z rozmowy</w:t>
-            </w:r>
-          </w:p>
-        </w:tc>
-        <w:tc>
-          <w:tcPr>
-            <w:tcW w:type="dxa" w:w="4252"/>
-          </w:tcPr>
-          <w:p>
-            <w:pPr>
-              <w:spacing w:before="20" w:after="20"/>
-            </w:pPr>
-            <w:r>
-              <w:rPr>
-                <w:rFonts w:ascii="Aptos" w:hAnsi="Aptos"/>
-                <w:b w:val="0"/>
-                <w:i w:val="0"/>
-                <w:sz w:val="22"/>
-              </w:rPr>
             </w:r>
           </w:p>
         </w:tc>
@@ -5354,7 +4289,7 @@
         </w:tc>
         <w:tc>
           <w:tcPr>
-            <w:tcW w:type="dxa" w:w="4536"/>
+            <w:tcW w:type="dxa" w:w="8788"/>
           </w:tcPr>
           <w:p>
             <w:pPr>
@@ -5368,24 +4303,6 @@
                 <w:sz w:val="22"/>
               </w:rPr>
               <w:t>zapisanie na ścieżkę certyfikacyjną</w:t>
-            </w:r>
-          </w:p>
-        </w:tc>
-        <w:tc>
-          <w:tcPr>
-            <w:tcW w:type="dxa" w:w="4252"/>
-          </w:tcPr>
-          <w:p>
-            <w:pPr>
-              <w:spacing w:before="20" w:after="20"/>
-            </w:pPr>
-            <w:r>
-              <w:rPr>
-                <w:rFonts w:ascii="Aptos" w:hAnsi="Aptos"/>
-                <w:b w:val="0"/>
-                <w:i w:val="0"/>
-                <w:sz w:val="22"/>
-              </w:rPr>
             </w:r>
           </w:p>
         </w:tc>
@@ -5412,7 +4329,7 @@
         </w:tc>
         <w:tc>
           <w:tcPr>
-            <w:tcW w:type="dxa" w:w="4536"/>
+            <w:tcW w:type="dxa" w:w="8788"/>
           </w:tcPr>
           <w:p>
             <w:pPr>
@@ -5426,24 +4343,6 @@
                 <w:sz w:val="22"/>
               </w:rPr>
               <w:t>//C. ECTS sposób obliczania</w:t>
-            </w:r>
-          </w:p>
-        </w:tc>
-        <w:tc>
-          <w:tcPr>
-            <w:tcW w:type="dxa" w:w="4252"/>
-          </w:tcPr>
-          <w:p>
-            <w:pPr>
-              <w:spacing w:before="20" w:after="20"/>
-            </w:pPr>
-            <w:r>
-              <w:rPr>
-                <w:rFonts w:ascii="Aptos" w:hAnsi="Aptos"/>
-                <w:b w:val="0"/>
-                <w:i w:val="0"/>
-                <w:sz w:val="22"/>
-              </w:rPr>
             </w:r>
           </w:p>
         </w:tc>
@@ -5470,7 +4369,7 @@
         </w:tc>
         <w:tc>
           <w:tcPr>
-            <w:tcW w:type="dxa" w:w="4536"/>
+            <w:tcW w:type="dxa" w:w="8788"/>
           </w:tcPr>
           <w:p>
             <w:pPr>
@@ -5484,24 +4383,6 @@
                 <w:sz w:val="22"/>
               </w:rPr>
               <w:t>1 punkt ECTS przyznawany jest za 25-30 godzin pracy studenta. W obliczanie punktów ECTS włącza się:</w:t>
-            </w:r>
-          </w:p>
-        </w:tc>
-        <w:tc>
-          <w:tcPr>
-            <w:tcW w:type="dxa" w:w="4252"/>
-          </w:tcPr>
-          <w:p>
-            <w:pPr>
-              <w:spacing w:before="20" w:after="20"/>
-            </w:pPr>
-            <w:r>
-              <w:rPr>
-                <w:rFonts w:ascii="Aptos" w:hAnsi="Aptos"/>
-                <w:b w:val="0"/>
-                <w:i w:val="0"/>
-                <w:sz w:val="22"/>
-              </w:rPr>
             </w:r>
           </w:p>
         </w:tc>
@@ -5528,7 +4409,7 @@
         </w:tc>
         <w:tc>
           <w:tcPr>
-            <w:tcW w:type="dxa" w:w="4536"/>
+            <w:tcW w:type="dxa" w:w="8788"/>
           </w:tcPr>
           <w:p>
             <w:pPr>
@@ -5542,24 +4423,6 @@
                 <w:sz w:val="22"/>
               </w:rPr>
               <w:t>liczbę godzin poszczególnych przedmiotów w danym semestrze;</w:t>
-            </w:r>
-          </w:p>
-        </w:tc>
-        <w:tc>
-          <w:tcPr>
-            <w:tcW w:type="dxa" w:w="4252"/>
-          </w:tcPr>
-          <w:p>
-            <w:pPr>
-              <w:spacing w:before="20" w:after="20"/>
-            </w:pPr>
-            <w:r>
-              <w:rPr>
-                <w:rFonts w:ascii="Aptos" w:hAnsi="Aptos"/>
-                <w:b w:val="0"/>
-                <w:i w:val="0"/>
-                <w:sz w:val="22"/>
-              </w:rPr>
             </w:r>
           </w:p>
         </w:tc>
@@ -5586,7 +4449,7 @@
         </w:tc>
         <w:tc>
           <w:tcPr>
-            <w:tcW w:type="dxa" w:w="4536"/>
+            <w:tcW w:type="dxa" w:w="8788"/>
           </w:tcPr>
           <w:p>
             <w:pPr>
@@ -5600,24 +4463,6 @@
                 <w:sz w:val="22"/>
               </w:rPr>
               <w:t>czas, jaki student poświęcił na indywidualną naukę (w tym przygotowanie do zajęć, zbieranie materiałów czy pisanie prac zaliczeniowych);</w:t>
-            </w:r>
-          </w:p>
-        </w:tc>
-        <w:tc>
-          <w:tcPr>
-            <w:tcW w:type="dxa" w:w="4252"/>
-          </w:tcPr>
-          <w:p>
-            <w:pPr>
-              <w:spacing w:before="20" w:after="20"/>
-            </w:pPr>
-            <w:r>
-              <w:rPr>
-                <w:rFonts w:ascii="Aptos" w:hAnsi="Aptos"/>
-                <w:b w:val="0"/>
-                <w:i w:val="0"/>
-                <w:sz w:val="22"/>
-              </w:rPr>
             </w:r>
           </w:p>
         </w:tc>
@@ -5644,7 +4489,7 @@
         </w:tc>
         <w:tc>
           <w:tcPr>
-            <w:tcW w:type="dxa" w:w="4536"/>
+            <w:tcW w:type="dxa" w:w="8788"/>
           </w:tcPr>
           <w:p>
             <w:pPr>
@@ -5658,24 +4503,6 @@
                 <w:sz w:val="22"/>
               </w:rPr>
               <w:t>czas, jaki student poświęcił na przygotowanie do egzaminu i zaliczenie danego przedmiotu;</w:t>
-            </w:r>
-          </w:p>
-        </w:tc>
-        <w:tc>
-          <w:tcPr>
-            <w:tcW w:type="dxa" w:w="4252"/>
-          </w:tcPr>
-          <w:p>
-            <w:pPr>
-              <w:spacing w:before="20" w:after="20"/>
-            </w:pPr>
-            <w:r>
-              <w:rPr>
-                <w:rFonts w:ascii="Aptos" w:hAnsi="Aptos"/>
-                <w:b w:val="0"/>
-                <w:i w:val="0"/>
-                <w:sz w:val="22"/>
-              </w:rPr>
             </w:r>
           </w:p>
         </w:tc>
@@ -5702,7 +4529,7 @@
         </w:tc>
         <w:tc>
           <w:tcPr>
-            <w:tcW w:type="dxa" w:w="4536"/>
+            <w:tcW w:type="dxa" w:w="8788"/>
           </w:tcPr>
           <w:p>
             <w:pPr>
@@ -5716,24 +4543,6 @@
                 <w:sz w:val="22"/>
               </w:rPr>
               <w:t>liczbę godzin praktyk studenckich.</w:t>
-            </w:r>
-          </w:p>
-        </w:tc>
-        <w:tc>
-          <w:tcPr>
-            <w:tcW w:type="dxa" w:w="4252"/>
-          </w:tcPr>
-          <w:p>
-            <w:pPr>
-              <w:spacing w:before="20" w:after="20"/>
-            </w:pPr>
-            <w:r>
-              <w:rPr>
-                <w:rFonts w:ascii="Aptos" w:hAnsi="Aptos"/>
-                <w:b w:val="0"/>
-                <w:i w:val="0"/>
-                <w:sz w:val="22"/>
-              </w:rPr>
             </w:r>
           </w:p>
         </w:tc>
